--- a/templates/forms/5-9/2026-10-17/template.docx
+++ b/templates/forms/5-9/2026-10-17/template.docx
@@ -933,7 +933,7 @@
           <w:rFonts w:asciiTheme="minorEastAsia" w:hAnsiTheme="minorEastAsia" w:hint="eastAsia"/>
           <w:sz w:val="22"/>
         </w:rPr>
-        <w:t xml:space="preserve">　　　　{{ s1_year }}年　　{{ s1_month }}月　　{{ s1_day }}日　　{{ s1_start_hour }}時　　{{ s1_start_minute }}分から　　{{ s1_end_hour }}時　　{{ s1_end_minute }}分まで</w:t>
+        <w:t xml:space="preserve">{{ s1_year }}年{{ s1_month }}月{{ s1_day }}日{{ s1_start_hour }}時{{ s1_start_minute }}分から{{ s1_end_hour }}時{{ s1_end_minute }}分まで</w:t>
       </w:r>
     </w:p>
     <w:p>
@@ -949,21 +949,21 @@
           <w:rFonts w:asciiTheme="minorEastAsia" w:hAnsiTheme="minorEastAsia" w:hint="eastAsia"/>
           <w:sz w:val="22"/>
         </w:rPr>
-        <w:t xml:space="preserve">　　　　　　</w:t>
-      </w:r>
-      <w:r>
-        <w:rPr>
-          <w:rFonts w:asciiTheme="minorEastAsia" w:hAnsiTheme="minorEastAsia" w:hint="eastAsia"/>
-          <w:sz w:val="22"/>
-        </w:rPr>
-        <w:t xml:space="preserve">　　</w:t>
-      </w:r>
-      <w:r>
-        <w:rPr>
-          <w:rFonts w:asciiTheme="minorEastAsia" w:hAnsiTheme="minorEastAsia" w:hint="eastAsia"/>
-          <w:sz w:val="22"/>
-        </w:rPr>
-        <w:t xml:space="preserve">　年　　月　　日　　時　　分から　　時　　分まで</w:t>
+        <w:t xml:space="preserve">　　　　　</w:t>
+      </w:r>
+      <w:r>
+        <w:rPr>
+          <w:rFonts w:asciiTheme="minorEastAsia" w:hAnsiTheme="minorEastAsia" w:hint="eastAsia"/>
+          <w:sz w:val="22"/>
+        </w:rPr>
+        <w:t xml:space="preserve"/>
+      </w:r>
+      <w:r>
+        <w:rPr>
+          <w:rFonts w:asciiTheme="minorEastAsia" w:hAnsiTheme="minorEastAsia" w:hint="eastAsia"/>
+          <w:sz w:val="22"/>
+        </w:rPr>
+        <w:t xml:space="preserve">{{ s2_year }}年{{ s2_month }}月{{ s2_day }}日{{ s2_start_hour }}時{{ s2_start_minute }}分から{{ s2_end_hour }}時{{ s2_end_minute }}分まで</w:t>
       </w:r>
     </w:p>
     <w:p>
@@ -979,21 +979,21 @@
           <w:rFonts w:asciiTheme="minorEastAsia" w:hAnsiTheme="minorEastAsia" w:hint="eastAsia"/>
           <w:sz w:val="22"/>
         </w:rPr>
-        <w:t xml:space="preserve">　　　　　　</w:t>
-      </w:r>
-      <w:r>
-        <w:rPr>
-          <w:rFonts w:asciiTheme="minorEastAsia" w:hAnsiTheme="minorEastAsia" w:hint="eastAsia"/>
-          <w:sz w:val="22"/>
-        </w:rPr>
-        <w:t xml:space="preserve">　　</w:t>
-      </w:r>
-      <w:r>
-        <w:rPr>
-          <w:rFonts w:asciiTheme="minorEastAsia" w:hAnsiTheme="minorEastAsia" w:hint="eastAsia"/>
-          <w:sz w:val="22"/>
-        </w:rPr>
-        <w:t xml:space="preserve">　年　　月　　日　　時　　分から　　時　　分まで</w:t>
+        <w:t xml:space="preserve">　　　　　</w:t>
+      </w:r>
+      <w:r>
+        <w:rPr>
+          <w:rFonts w:asciiTheme="minorEastAsia" w:hAnsiTheme="minorEastAsia" w:hint="eastAsia"/>
+          <w:sz w:val="22"/>
+        </w:rPr>
+        <w:t xml:space="preserve"/>
+      </w:r>
+      <w:r>
+        <w:rPr>
+          <w:rFonts w:asciiTheme="minorEastAsia" w:hAnsiTheme="minorEastAsia" w:hint="eastAsia"/>
+          <w:sz w:val="22"/>
+        </w:rPr>
+        <w:t xml:space="preserve">{{ s3_year }}年{{ s3_month }}月{{ s3_day }}日{{ s3_start_hour }}時{{ s3_start_minute }}分から{{ s3_end_hour }}時{{ s3_end_minute }}分まで</w:t>
       </w:r>
     </w:p>
     <w:p>
